--- a/public/assets/resume.docx
+++ b/public/assets/resume.docx
@@ -4,7 +4,7 @@
   <w:body>
     <w:p>
       <w:pPr>
-        <w:spacing w:after="40"/>
+        <w:spacing w:after="22"/>
         <w:jc w:val="center"/>
       </w:pPr>
       <w:r>
@@ -13,30 +13,30 @@
           <w:b/>
           <w:bCs/>
           <w:color w:val="1F3864"/>
-          <w:sz w:val="40"/>
-          <w:szCs w:val="40"/>
+          <w:sz w:val="36"/>
+          <w:szCs w:val="36"/>
         </w:rPr>
         <w:t>GOVARDHANAN P</w:t>
       </w:r>
     </w:p>
     <w:p>
       <w:pPr>
-        <w:spacing w:after="40"/>
+        <w:spacing w:after="22"/>
         <w:jc w:val="center"/>
       </w:pPr>
       <w:r>
         <w:rPr>
           <w:rFonts w:ascii="Calibri" w:eastAsia="Calibri" w:hAnsi="Calibri" w:cs="Calibri"/>
           <w:color w:val="595959"/>
-          <w:sz w:val="18"/>
-          <w:szCs w:val="18"/>
+          <w:sz w:val="17"/>
+          <w:szCs w:val="17"/>
         </w:rPr>
         <w:t>Chennai, Tamil Nadu, India   |   +91 86103 91303   |   govardhanan1723@govardhanan.com</w:t>
       </w:r>
     </w:p>
     <w:p>
       <w:pPr>
-        <w:spacing w:after="100"/>
+        <w:spacing w:after="55"/>
         <w:jc w:val="center"/>
       </w:pPr>
       <w:hyperlink r:id="rId5" w:history="1">
@@ -44,8 +44,8 @@
           <w:rPr>
             <w:rFonts w:ascii="Calibri" w:eastAsia="Calibri" w:hAnsi="Calibri" w:cs="Calibri"/>
             <w:color w:val="0563C1"/>
-            <w:sz w:val="18"/>
-            <w:szCs w:val="18"/>
+            <w:sz w:val="17"/>
+            <w:szCs w:val="17"/>
             <w:u w:val="single"/>
           </w:rPr>
           <w:t>linkedin.com/in/pgovardhanan</w:t>
@@ -55,8 +55,8 @@
         <w:rPr>
           <w:rFonts w:ascii="Calibri" w:eastAsia="Calibri" w:hAnsi="Calibri" w:cs="Calibri"/>
           <w:color w:val="595959"/>
-          <w:sz w:val="18"/>
-          <w:szCs w:val="18"/>
+          <w:sz w:val="17"/>
+          <w:szCs w:val="17"/>
         </w:rPr>
         <w:t xml:space="preserve">   |   </w:t>
       </w:r>
@@ -65,8 +65,8 @@
           <w:rPr>
             <w:rFonts w:ascii="Calibri" w:eastAsia="Calibri" w:hAnsi="Calibri" w:cs="Calibri"/>
             <w:color w:val="0563C1"/>
-            <w:sz w:val="18"/>
-            <w:szCs w:val="18"/>
+            <w:sz w:val="17"/>
+            <w:szCs w:val="17"/>
             <w:u w:val="single"/>
           </w:rPr>
           <w:t>govardhanan.lovable.app</w:t>
@@ -78,7 +78,7 @@
         <w:pBdr>
           <w:bottom w:val="single" w:sz="6" w:space="2" w:color="1F3864"/>
         </w:pBdr>
-        <w:spacing w:before="100" w:after="40"/>
+        <w:spacing w:before="55" w:after="22"/>
       </w:pPr>
       <w:r>
         <w:rPr>
@@ -86,22 +86,22 @@
           <w:b/>
           <w:bCs/>
           <w:color w:val="1F3864"/>
-          <w:sz w:val="21"/>
-          <w:szCs w:val="21"/>
+          <w:sz w:val="20"/>
+          <w:szCs w:val="20"/>
         </w:rPr>
         <w:t>PROFESSIONAL SUMMARY</w:t>
       </w:r>
     </w:p>
     <w:p>
       <w:pPr>
-        <w:spacing w:after="40"/>
-      </w:pPr>
-      <w:r>
-        <w:rPr>
-          <w:rFonts w:ascii="Calibri" w:eastAsia="Calibri" w:hAnsi="Calibri" w:cs="Calibri"/>
-          <w:color w:val="222222"/>
-          <w:sz w:val="19"/>
-          <w:szCs w:val="19"/>
+        <w:spacing w:after="22"/>
+      </w:pPr>
+      <w:r>
+        <w:rPr>
+          <w:rFonts w:ascii="Calibri" w:eastAsia="Calibri" w:hAnsi="Calibri" w:cs="Calibri"/>
+          <w:color w:val="222222"/>
+          <w:sz w:val="18"/>
+          <w:szCs w:val="18"/>
         </w:rPr>
         <w:t>Motivated and enthusiastic MBA (General) student currently pursuing postgraduate studies with a strong interest in Human Resources, including Talent Acquisition, HR Operations, Employee Relations, Learning &amp; Development, and Performance Management. Possess a solid academic foundation supported by professional certifications from globally recognized institutions. A quick learner with strong communication, teamwork, analytical, and problem-solving skills, eager to contribute to organizational success while continuously developing professional expertise in Human Resources.</w:t>
       </w:r>
@@ -111,7 +111,7 @@
         <w:pBdr>
           <w:bottom w:val="single" w:sz="6" w:space="2" w:color="1F3864"/>
         </w:pBdr>
-        <w:spacing w:before="100" w:after="40"/>
+        <w:spacing w:before="55" w:after="22"/>
       </w:pPr>
       <w:r>
         <w:rPr>
@@ -119,8 +119,8 @@
           <w:b/>
           <w:bCs/>
           <w:color w:val="1F3864"/>
-          <w:sz w:val="21"/>
-          <w:szCs w:val="21"/>
+          <w:sz w:val="20"/>
+          <w:szCs w:val="20"/>
         </w:rPr>
         <w:t>EDUCATION</w:t>
       </w:r>
@@ -130,7 +130,7 @@
         <w:tabs>
           <w:tab w:val="right" w:pos="9360"/>
         </w:tabs>
-        <w:spacing w:after="10"/>
+        <w:spacing w:after="5"/>
       </w:pPr>
       <w:r>
         <w:rPr>
@@ -138,8 +138,8 @@
           <w:b/>
           <w:bCs/>
           <w:color w:val="222222"/>
-          <w:sz w:val="19"/>
-          <w:szCs w:val="19"/>
+          <w:sz w:val="18"/>
+          <w:szCs w:val="18"/>
         </w:rPr>
         <w:t>Master of Business Administration (MBA – General)</w:t>
       </w:r>
@@ -152,15 +152,15 @@
           <w:i/>
           <w:iCs/>
           <w:color w:val="595959"/>
-          <w:sz w:val="18"/>
-          <w:szCs w:val="18"/>
+          <w:sz w:val="17"/>
+          <w:szCs w:val="17"/>
         </w:rPr>
         <w:t>2025 – 2027</w:t>
       </w:r>
     </w:p>
     <w:p>
       <w:pPr>
-        <w:spacing w:after="40"/>
+        <w:spacing w:after="22"/>
       </w:pPr>
       <w:r>
         <w:rPr>
@@ -168,8 +168,8 @@
           <w:i/>
           <w:iCs/>
           <w:color w:val="595959"/>
-          <w:sz w:val="18"/>
-          <w:szCs w:val="18"/>
+          <w:sz w:val="17"/>
+          <w:szCs w:val="17"/>
         </w:rPr>
         <w:t>Dr. M.G.R. Educational and Research Institute | Currently Pursuing</w:t>
       </w:r>
@@ -179,7 +179,7 @@
         <w:tabs>
           <w:tab w:val="right" w:pos="9360"/>
         </w:tabs>
-        <w:spacing w:after="10"/>
+        <w:spacing w:after="5"/>
       </w:pPr>
       <w:r>
         <w:rPr>
@@ -187,8 +187,8 @@
           <w:b/>
           <w:bCs/>
           <w:color w:val="222222"/>
-          <w:sz w:val="19"/>
-          <w:szCs w:val="19"/>
+          <w:sz w:val="18"/>
+          <w:szCs w:val="18"/>
         </w:rPr>
         <w:t>Bachelor of Technology, Mechanical Engineering</w:t>
       </w:r>
@@ -201,15 +201,15 @@
           <w:i/>
           <w:iCs/>
           <w:color w:val="595959"/>
-          <w:sz w:val="18"/>
-          <w:szCs w:val="18"/>
+          <w:sz w:val="17"/>
+          <w:szCs w:val="17"/>
         </w:rPr>
         <w:t>2022 – 2025</w:t>
       </w:r>
     </w:p>
     <w:p>
       <w:pPr>
-        <w:spacing w:after="40"/>
+        <w:spacing w:after="22"/>
       </w:pPr>
       <w:r>
         <w:rPr>
@@ -217,8 +217,8 @@
           <w:i/>
           <w:iCs/>
           <w:color w:val="595959"/>
-          <w:sz w:val="18"/>
-          <w:szCs w:val="18"/>
+          <w:sz w:val="17"/>
+          <w:szCs w:val="17"/>
         </w:rPr>
         <w:t>Dr. M.G.R. Educational and Research Institute | Percentage: 68.47%</w:t>
       </w:r>
@@ -228,7 +228,7 @@
         <w:tabs>
           <w:tab w:val="right" w:pos="9360"/>
         </w:tabs>
-        <w:spacing w:after="10"/>
+        <w:spacing w:after="5"/>
       </w:pPr>
       <w:r>
         <w:rPr>
@@ -236,8 +236,8 @@
           <w:b/>
           <w:bCs/>
           <w:color w:val="222222"/>
-          <w:sz w:val="19"/>
-          <w:szCs w:val="19"/>
+          <w:sz w:val="18"/>
+          <w:szCs w:val="18"/>
         </w:rPr>
         <w:t>Diploma in Tool Engineering &amp; Digital Manufacturing</w:t>
       </w:r>
@@ -250,15 +250,15 @@
           <w:i/>
           <w:iCs/>
           <w:color w:val="595959"/>
-          <w:sz w:val="18"/>
-          <w:szCs w:val="18"/>
+          <w:sz w:val="17"/>
+          <w:szCs w:val="17"/>
         </w:rPr>
         <w:t>2019 – 2022</w:t>
       </w:r>
     </w:p>
     <w:p>
       <w:pPr>
-        <w:spacing w:after="40"/>
+        <w:spacing w:after="22"/>
       </w:pPr>
       <w:r>
         <w:rPr>
@@ -266,8 +266,8 @@
           <w:i/>
           <w:iCs/>
           <w:color w:val="595959"/>
-          <w:sz w:val="18"/>
-          <w:szCs w:val="18"/>
+          <w:sz w:val="17"/>
+          <w:szCs w:val="17"/>
         </w:rPr>
         <w:t>NTTF | CGPA: 7.63</w:t>
       </w:r>
@@ -277,7 +277,7 @@
         <w:tabs>
           <w:tab w:val="right" w:pos="9360"/>
         </w:tabs>
-        <w:spacing w:after="10"/>
+        <w:spacing w:after="5"/>
       </w:pPr>
       <w:r>
         <w:rPr>
@@ -285,8 +285,8 @@
           <w:b/>
           <w:bCs/>
           <w:color w:val="222222"/>
-          <w:sz w:val="19"/>
-          <w:szCs w:val="19"/>
+          <w:sz w:val="18"/>
+          <w:szCs w:val="18"/>
         </w:rPr>
         <w:t>SSLC</w:t>
       </w:r>
@@ -296,7 +296,7 @@
     </w:p>
     <w:p>
       <w:pPr>
-        <w:spacing w:after="40"/>
+        <w:spacing w:after="22"/>
       </w:pPr>
       <w:r>
         <w:rPr>
@@ -304,8 +304,8 @@
           <w:i/>
           <w:iCs/>
           <w:color w:val="595959"/>
-          <w:sz w:val="18"/>
-          <w:szCs w:val="18"/>
+          <w:sz w:val="17"/>
+          <w:szCs w:val="17"/>
         </w:rPr>
         <w:t>Bharathi Matriculation Higher Secondary School | Percentage: 70.8%</w:t>
       </w:r>
@@ -315,7 +315,7 @@
         <w:pBdr>
           <w:bottom w:val="single" w:sz="6" w:space="2" w:color="1F3864"/>
         </w:pBdr>
-        <w:spacing w:before="100" w:after="40"/>
+        <w:spacing w:before="55" w:after="22"/>
       </w:pPr>
       <w:r>
         <w:rPr>
@@ -323,22 +323,22 @@
           <w:b/>
           <w:bCs/>
           <w:color w:val="1F3864"/>
-          <w:sz w:val="21"/>
-          <w:szCs w:val="21"/>
+          <w:sz w:val="20"/>
+          <w:szCs w:val="20"/>
         </w:rPr>
         <w:t>PROFESSIONAL CERTIFICATIONS</w:t>
       </w:r>
     </w:p>
     <w:p>
       <w:pPr>
-        <w:spacing w:after="40"/>
-      </w:pPr>
-      <w:r>
-        <w:rPr>
-          <w:rFonts w:ascii="Calibri" w:eastAsia="Calibri" w:hAnsi="Calibri" w:cs="Calibri"/>
-          <w:color w:val="222222"/>
-          <w:sz w:val="19"/>
-          <w:szCs w:val="19"/>
+        <w:spacing w:after="22"/>
+      </w:pPr>
+      <w:r>
+        <w:rPr>
+          <w:rFonts w:ascii="Calibri" w:eastAsia="Calibri" w:hAnsi="Calibri" w:cs="Calibri"/>
+          <w:color w:val="222222"/>
+          <w:sz w:val="18"/>
+          <w:szCs w:val="18"/>
         </w:rPr>
         <w:t>Human Resources</w:t>
       </w:r>
@@ -350,14 +350,14 @@
           <w:ilvl w:val="0"/>
           <w:numId w:val="2"/>
         </w:numPr>
-        <w:spacing w:after="15"/>
-      </w:pPr>
-      <w:r>
-        <w:rPr>
-          <w:rFonts w:ascii="Calibri" w:eastAsia="Calibri" w:hAnsi="Calibri" w:cs="Calibri"/>
-          <w:color w:val="222222"/>
-          <w:sz w:val="19"/>
-          <w:szCs w:val="19"/>
+        <w:spacing w:after="8"/>
+      </w:pPr>
+      <w:r>
+        <w:rPr>
+          <w:rFonts w:ascii="Calibri" w:eastAsia="Calibri" w:hAnsi="Calibri" w:cs="Calibri"/>
+          <w:color w:val="222222"/>
+          <w:sz w:val="18"/>
+          <w:szCs w:val="18"/>
         </w:rPr>
         <w:t>Human Resource Management: HR for People Managers – University of Minnesota (Professional Certificate)</w:t>
       </w:r>
@@ -369,14 +369,14 @@
           <w:ilvl w:val="0"/>
           <w:numId w:val="2"/>
         </w:numPr>
-        <w:spacing w:after="15"/>
-      </w:pPr>
-      <w:r>
-        <w:rPr>
-          <w:rFonts w:ascii="Calibri" w:eastAsia="Calibri" w:hAnsi="Calibri" w:cs="Calibri"/>
-          <w:color w:val="222222"/>
-          <w:sz w:val="19"/>
-          <w:szCs w:val="19"/>
+        <w:spacing w:after="8"/>
+      </w:pPr>
+      <w:r>
+        <w:rPr>
+          <w:rFonts w:ascii="Calibri" w:eastAsia="Calibri" w:hAnsi="Calibri" w:cs="Calibri"/>
+          <w:color w:val="222222"/>
+          <w:sz w:val="18"/>
+          <w:szCs w:val="18"/>
         </w:rPr>
         <w:t>Preparing to Manage Human Resources – University of Minnesota</w:t>
       </w:r>
@@ -388,14 +388,14 @@
           <w:ilvl w:val="0"/>
           <w:numId w:val="2"/>
         </w:numPr>
-        <w:spacing w:after="15"/>
-      </w:pPr>
-      <w:r>
-        <w:rPr>
-          <w:rFonts w:ascii="Calibri" w:eastAsia="Calibri" w:hAnsi="Calibri" w:cs="Calibri"/>
-          <w:color w:val="222222"/>
-          <w:sz w:val="19"/>
-          <w:szCs w:val="19"/>
+        <w:spacing w:after="8"/>
+      </w:pPr>
+      <w:r>
+        <w:rPr>
+          <w:rFonts w:ascii="Calibri" w:eastAsia="Calibri" w:hAnsi="Calibri" w:cs="Calibri"/>
+          <w:color w:val="222222"/>
+          <w:sz w:val="18"/>
+          <w:szCs w:val="18"/>
         </w:rPr>
         <w:t>Managing Employee Performance – University of Minnesota</w:t>
       </w:r>
@@ -407,14 +407,14 @@
           <w:ilvl w:val="0"/>
           <w:numId w:val="2"/>
         </w:numPr>
-        <w:spacing w:after="15"/>
-      </w:pPr>
-      <w:r>
-        <w:rPr>
-          <w:rFonts w:ascii="Calibri" w:eastAsia="Calibri" w:hAnsi="Calibri" w:cs="Calibri"/>
-          <w:color w:val="222222"/>
-          <w:sz w:val="19"/>
-          <w:szCs w:val="19"/>
+        <w:spacing w:after="8"/>
+      </w:pPr>
+      <w:r>
+        <w:rPr>
+          <w:rFonts w:ascii="Calibri" w:eastAsia="Calibri" w:hAnsi="Calibri" w:cs="Calibri"/>
+          <w:color w:val="222222"/>
+          <w:sz w:val="18"/>
+          <w:szCs w:val="18"/>
         </w:rPr>
         <w:t>Managing Employee Compensation – University of Minnesota</w:t>
       </w:r>
@@ -426,14 +426,14 @@
           <w:ilvl w:val="0"/>
           <w:numId w:val="2"/>
         </w:numPr>
-        <w:spacing w:after="15"/>
-      </w:pPr>
-      <w:r>
-        <w:rPr>
-          <w:rFonts w:ascii="Calibri" w:eastAsia="Calibri" w:hAnsi="Calibri" w:cs="Calibri"/>
-          <w:color w:val="222222"/>
-          <w:sz w:val="19"/>
-          <w:szCs w:val="19"/>
+        <w:spacing w:after="8"/>
+      </w:pPr>
+      <w:r>
+        <w:rPr>
+          <w:rFonts w:ascii="Calibri" w:eastAsia="Calibri" w:hAnsi="Calibri" w:cs="Calibri"/>
+          <w:color w:val="222222"/>
+          <w:sz w:val="18"/>
+          <w:szCs w:val="18"/>
         </w:rPr>
         <w:t>Recruiting, Hiring, and Onboarding Employees – University of Minnesota</w:t>
       </w:r>
@@ -445,14 +445,14 @@
           <w:ilvl w:val="0"/>
           <w:numId w:val="2"/>
         </w:numPr>
-        <w:spacing w:after="15"/>
-      </w:pPr>
-      <w:r>
-        <w:rPr>
-          <w:rFonts w:ascii="Calibri" w:eastAsia="Calibri" w:hAnsi="Calibri" w:cs="Calibri"/>
-          <w:color w:val="222222"/>
-          <w:sz w:val="19"/>
-          <w:szCs w:val="19"/>
+        <w:spacing w:after="8"/>
+      </w:pPr>
+      <w:r>
+        <w:rPr>
+          <w:rFonts w:ascii="Calibri" w:eastAsia="Calibri" w:hAnsi="Calibri" w:cs="Calibri"/>
+          <w:color w:val="222222"/>
+          <w:sz w:val="18"/>
+          <w:szCs w:val="18"/>
         </w:rPr>
         <w:t>Human Resources Management Capstone: HR for People Managers – University of Minnesota</w:t>
       </w:r>
@@ -464,14 +464,14 @@
           <w:ilvl w:val="0"/>
           <w:numId w:val="2"/>
         </w:numPr>
-        <w:spacing w:after="15"/>
-      </w:pPr>
-      <w:r>
-        <w:rPr>
-          <w:rFonts w:ascii="Calibri" w:eastAsia="Calibri" w:hAnsi="Calibri" w:cs="Calibri"/>
-          <w:color w:val="222222"/>
-          <w:sz w:val="19"/>
-          <w:szCs w:val="19"/>
+        <w:spacing w:after="8"/>
+      </w:pPr>
+      <w:r>
+        <w:rPr>
+          <w:rFonts w:ascii="Calibri" w:eastAsia="Calibri" w:hAnsi="Calibri" w:cs="Calibri"/>
+          <w:color w:val="222222"/>
+          <w:sz w:val="18"/>
+          <w:szCs w:val="18"/>
         </w:rPr>
         <w:t>Foundations of HR Operations</w:t>
       </w:r>
@@ -483,14 +483,14 @@
           <w:ilvl w:val="0"/>
           <w:numId w:val="2"/>
         </w:numPr>
-        <w:spacing w:after="15"/>
-      </w:pPr>
-      <w:r>
-        <w:rPr>
-          <w:rFonts w:ascii="Calibri" w:eastAsia="Calibri" w:hAnsi="Calibri" w:cs="Calibri"/>
-          <w:color w:val="222222"/>
-          <w:sz w:val="19"/>
-          <w:szCs w:val="19"/>
+        <w:spacing w:after="8"/>
+      </w:pPr>
+      <w:r>
+        <w:rPr>
+          <w:rFonts w:ascii="Calibri" w:eastAsia="Calibri" w:hAnsi="Calibri" w:cs="Calibri"/>
+          <w:color w:val="222222"/>
+          <w:sz w:val="18"/>
+          <w:szCs w:val="18"/>
         </w:rPr>
         <w:t>Talent Acquisition and Onboarding – HRCI</w:t>
       </w:r>
@@ -502,14 +502,14 @@
           <w:ilvl w:val="0"/>
           <w:numId w:val="2"/>
         </w:numPr>
-        <w:spacing w:after="15"/>
-      </w:pPr>
-      <w:r>
-        <w:rPr>
-          <w:rFonts w:ascii="Calibri" w:eastAsia="Calibri" w:hAnsi="Calibri" w:cs="Calibri"/>
-          <w:color w:val="222222"/>
-          <w:sz w:val="19"/>
-          <w:szCs w:val="19"/>
+        <w:spacing w:after="8"/>
+      </w:pPr>
+      <w:r>
+        <w:rPr>
+          <w:rFonts w:ascii="Calibri" w:eastAsia="Calibri" w:hAnsi="Calibri" w:cs="Calibri"/>
+          <w:color w:val="222222"/>
+          <w:sz w:val="18"/>
+          <w:szCs w:val="18"/>
         </w:rPr>
         <w:t>Total Rewards and Employee Development – HRCI</w:t>
       </w:r>
@@ -521,28 +521,28 @@
           <w:ilvl w:val="0"/>
           <w:numId w:val="2"/>
         </w:numPr>
-        <w:spacing w:after="50"/>
-      </w:pPr>
-      <w:r>
-        <w:rPr>
-          <w:rFonts w:ascii="Calibri" w:eastAsia="Calibri" w:hAnsi="Calibri" w:cs="Calibri"/>
-          <w:color w:val="222222"/>
-          <w:sz w:val="19"/>
-          <w:szCs w:val="19"/>
+        <w:spacing w:after="27"/>
+      </w:pPr>
+      <w:r>
+        <w:rPr>
+          <w:rFonts w:ascii="Calibri" w:eastAsia="Calibri" w:hAnsi="Calibri" w:cs="Calibri"/>
+          <w:color w:val="222222"/>
+          <w:sz w:val="18"/>
+          <w:szCs w:val="18"/>
         </w:rPr>
         <w:t>Employee Relations, Safety, and Compliance</w:t>
       </w:r>
     </w:p>
     <w:p>
       <w:pPr>
-        <w:spacing w:after="40"/>
-      </w:pPr>
-      <w:r>
-        <w:rPr>
-          <w:rFonts w:ascii="Calibri" w:eastAsia="Calibri" w:hAnsi="Calibri" w:cs="Calibri"/>
-          <w:color w:val="222222"/>
-          <w:sz w:val="19"/>
-          <w:szCs w:val="19"/>
+        <w:spacing w:after="22"/>
+      </w:pPr>
+      <w:r>
+        <w:rPr>
+          <w:rFonts w:ascii="Calibri" w:eastAsia="Calibri" w:hAnsi="Calibri" w:cs="Calibri"/>
+          <w:color w:val="222222"/>
+          <w:sz w:val="18"/>
+          <w:szCs w:val="18"/>
         </w:rPr>
         <w:t>Professional Development</w:t>
       </w:r>
@@ -554,14 +554,14 @@
           <w:ilvl w:val="0"/>
           <w:numId w:val="2"/>
         </w:numPr>
-        <w:spacing w:after="15"/>
-      </w:pPr>
-      <w:r>
-        <w:rPr>
-          <w:rFonts w:ascii="Calibri" w:eastAsia="Calibri" w:hAnsi="Calibri" w:cs="Calibri"/>
-          <w:color w:val="222222"/>
-          <w:sz w:val="19"/>
-          <w:szCs w:val="19"/>
+        <w:spacing w:after="8"/>
+      </w:pPr>
+      <w:r>
+        <w:rPr>
+          <w:rFonts w:ascii="Calibri" w:eastAsia="Calibri" w:hAnsi="Calibri" w:cs="Calibri"/>
+          <w:color w:val="222222"/>
+          <w:sz w:val="18"/>
+          <w:szCs w:val="18"/>
         </w:rPr>
         <w:t>Leading Through Effective Communication – Arizona State University</w:t>
       </w:r>
@@ -573,28 +573,28 @@
           <w:ilvl w:val="0"/>
           <w:numId w:val="2"/>
         </w:numPr>
-        <w:spacing w:after="50"/>
-      </w:pPr>
-      <w:r>
-        <w:rPr>
-          <w:rFonts w:ascii="Calibri" w:eastAsia="Calibri" w:hAnsi="Calibri" w:cs="Calibri"/>
-          <w:color w:val="222222"/>
-          <w:sz w:val="19"/>
-          <w:szCs w:val="19"/>
+        <w:spacing w:after="27"/>
+      </w:pPr>
+      <w:r>
+        <w:rPr>
+          <w:rFonts w:ascii="Calibri" w:eastAsia="Calibri" w:hAnsi="Calibri" w:cs="Calibri"/>
+          <w:color w:val="222222"/>
+          <w:sz w:val="18"/>
+          <w:szCs w:val="18"/>
         </w:rPr>
         <w:t>Teamwork Skills: Communicating Effectively in Groups – University of Colorado Boulder</w:t>
       </w:r>
     </w:p>
     <w:p>
       <w:pPr>
-        <w:spacing w:after="40"/>
-      </w:pPr>
-      <w:r>
-        <w:rPr>
-          <w:rFonts w:ascii="Calibri" w:eastAsia="Calibri" w:hAnsi="Calibri" w:cs="Calibri"/>
-          <w:color w:val="222222"/>
-          <w:sz w:val="19"/>
-          <w:szCs w:val="19"/>
+        <w:spacing w:after="22"/>
+      </w:pPr>
+      <w:r>
+        <w:rPr>
+          <w:rFonts w:ascii="Calibri" w:eastAsia="Calibri" w:hAnsi="Calibri" w:cs="Calibri"/>
+          <w:color w:val="222222"/>
+          <w:sz w:val="18"/>
+          <w:szCs w:val="18"/>
         </w:rPr>
         <w:t>Artificial Intelligence</w:t>
       </w:r>
@@ -606,14 +606,14 @@
           <w:ilvl w:val="0"/>
           <w:numId w:val="2"/>
         </w:numPr>
-        <w:spacing w:after="50"/>
-      </w:pPr>
-      <w:r>
-        <w:rPr>
-          <w:rFonts w:ascii="Calibri" w:eastAsia="Calibri" w:hAnsi="Calibri" w:cs="Calibri"/>
-          <w:color w:val="222222"/>
-          <w:sz w:val="19"/>
-          <w:szCs w:val="19"/>
+        <w:spacing w:after="27"/>
+      </w:pPr>
+      <w:r>
+        <w:rPr>
+          <w:rFonts w:ascii="Calibri" w:eastAsia="Calibri" w:hAnsi="Calibri" w:cs="Calibri"/>
+          <w:color w:val="222222"/>
+          <w:sz w:val="18"/>
+          <w:szCs w:val="18"/>
         </w:rPr>
         <w:t>Generative AI: Introduction and Applications – IBM</w:t>
       </w:r>
@@ -623,7 +623,7 @@
         <w:pBdr>
           <w:bottom w:val="single" w:sz="6" w:space="2" w:color="1F3864"/>
         </w:pBdr>
-        <w:spacing w:before="100" w:after="40"/>
+        <w:spacing w:before="55" w:after="22"/>
       </w:pPr>
       <w:r>
         <w:rPr>
@@ -631,22 +631,22 @@
           <w:b/>
           <w:bCs/>
           <w:color w:val="1F3864"/>
-          <w:sz w:val="21"/>
-          <w:szCs w:val="21"/>
+          <w:sz w:val="20"/>
+          <w:szCs w:val="20"/>
         </w:rPr>
         <w:t>TECHNICAL SKILLS</w:t>
       </w:r>
     </w:p>
     <w:p>
       <w:pPr>
-        <w:spacing w:after="40"/>
-      </w:pPr>
-      <w:r>
-        <w:rPr>
-          <w:rFonts w:ascii="Calibri" w:eastAsia="Calibri" w:hAnsi="Calibri" w:cs="Calibri"/>
-          <w:color w:val="222222"/>
-          <w:sz w:val="19"/>
-          <w:szCs w:val="19"/>
+        <w:spacing w:after="22"/>
+      </w:pPr>
+      <w:r>
+        <w:rPr>
+          <w:rFonts w:ascii="Calibri" w:eastAsia="Calibri" w:hAnsi="Calibri" w:cs="Calibri"/>
+          <w:color w:val="222222"/>
+          <w:sz w:val="18"/>
+          <w:szCs w:val="18"/>
         </w:rPr>
         <w:t>Microsoft Excel (Basic)  •  Microsoft Word  •  Microsoft PowerPoint (Intermediate)</w:t>
       </w:r>
@@ -656,7 +656,7 @@
         <w:pBdr>
           <w:bottom w:val="single" w:sz="6" w:space="2" w:color="1F3864"/>
         </w:pBdr>
-        <w:spacing w:before="100" w:after="40"/>
+        <w:spacing w:before="55" w:after="22"/>
       </w:pPr>
       <w:r>
         <w:rPr>
@@ -664,22 +664,22 @@
           <w:b/>
           <w:bCs/>
           <w:color w:val="1F3864"/>
-          <w:sz w:val="21"/>
-          <w:szCs w:val="21"/>
+          <w:sz w:val="20"/>
+          <w:szCs w:val="20"/>
         </w:rPr>
         <w:t>HR &amp; PROFESSIONAL SKILLS</w:t>
       </w:r>
     </w:p>
     <w:p>
       <w:pPr>
-        <w:spacing w:after="40"/>
-      </w:pPr>
-      <w:r>
-        <w:rPr>
-          <w:rFonts w:ascii="Calibri" w:eastAsia="Calibri" w:hAnsi="Calibri" w:cs="Calibri"/>
-          <w:color w:val="222222"/>
-          <w:sz w:val="19"/>
-          <w:szCs w:val="19"/>
+        <w:spacing w:after="22"/>
+      </w:pPr>
+      <w:r>
+        <w:rPr>
+          <w:rFonts w:ascii="Calibri" w:eastAsia="Calibri" w:hAnsi="Calibri" w:cs="Calibri"/>
+          <w:color w:val="222222"/>
+          <w:sz w:val="18"/>
+          <w:szCs w:val="18"/>
         </w:rPr>
         <w:t>Human Resource Management • Talent Acquisition • Recruitment and Onboarding • Employee Performance Management • Employee Relations • HR Operations • Compensation Fundamentals • Learning and Development • Professional Communication • Team Collaboration • Presentation Skills • Analytical Thinking • Problem Solving • Time Management • Adaptability • Continuous Learning</w:t>
       </w:r>
@@ -689,7 +689,7 @@
         <w:pBdr>
           <w:bottom w:val="single" w:sz="6" w:space="2" w:color="1F3864"/>
         </w:pBdr>
-        <w:spacing w:before="100" w:after="40"/>
+        <w:spacing w:before="55" w:after="22"/>
       </w:pPr>
       <w:r>
         <w:rPr>
@@ -697,8 +697,8 @@
           <w:b/>
           <w:bCs/>
           <w:color w:val="1F3864"/>
-          <w:sz w:val="21"/>
-          <w:szCs w:val="21"/>
+          <w:sz w:val="20"/>
+          <w:szCs w:val="20"/>
         </w:rPr>
         <w:t>ACADEMIC PROJECTS</w:t>
       </w:r>
@@ -708,7 +708,7 @@
         <w:tabs>
           <w:tab w:val="right" w:pos="9360"/>
         </w:tabs>
-        <w:spacing w:after="10"/>
+        <w:spacing w:after="5"/>
       </w:pPr>
       <w:r>
         <w:rPr>
@@ -716,8 +716,8 @@
           <w:b/>
           <w:bCs/>
           <w:color w:val="222222"/>
-          <w:sz w:val="19"/>
-          <w:szCs w:val="19"/>
+          <w:sz w:val="18"/>
+          <w:szCs w:val="18"/>
         </w:rPr>
         <w:t>Automatic Electromagnetic Braking System with Ultrasonic Sensor</w:t>
       </w:r>
@@ -732,14 +732,14 @@
           <w:ilvl w:val="0"/>
           <w:numId w:val="2"/>
         </w:numPr>
-        <w:spacing w:after="40"/>
-      </w:pPr>
-      <w:r>
-        <w:rPr>
-          <w:rFonts w:ascii="Calibri" w:eastAsia="Calibri" w:hAnsi="Calibri" w:cs="Calibri"/>
-          <w:color w:val="222222"/>
-          <w:sz w:val="19"/>
-          <w:szCs w:val="19"/>
+        <w:spacing w:after="22"/>
+      </w:pPr>
+      <w:r>
+        <w:rPr>
+          <w:rFonts w:ascii="Calibri" w:eastAsia="Calibri" w:hAnsi="Calibri" w:cs="Calibri"/>
+          <w:color w:val="222222"/>
+          <w:sz w:val="18"/>
+          <w:szCs w:val="18"/>
         </w:rPr>
         <w:t>Developed an academic project that uses an ultrasonic sensor to detect obstacles and automatically activate an electromagnetic braking mechanism, improving vehicle safety and reducing collision risk.</w:t>
       </w:r>
@@ -749,7 +749,7 @@
         <w:tabs>
           <w:tab w:val="right" w:pos="9360"/>
         </w:tabs>
-        <w:spacing w:after="10"/>
+        <w:spacing w:after="5"/>
       </w:pPr>
       <w:r>
         <w:rPr>
@@ -757,8 +757,8 @@
           <w:b/>
           <w:bCs/>
           <w:color w:val="222222"/>
-          <w:sz w:val="19"/>
-          <w:szCs w:val="19"/>
+          <w:sz w:val="18"/>
+          <w:szCs w:val="18"/>
         </w:rPr>
         <w:t>Portable Wireless Air Compressor Pump</w:t>
       </w:r>
@@ -773,14 +773,14 @@
           <w:ilvl w:val="0"/>
           <w:numId w:val="2"/>
         </w:numPr>
-        <w:spacing w:after="40"/>
-      </w:pPr>
-      <w:r>
-        <w:rPr>
-          <w:rFonts w:ascii="Calibri" w:eastAsia="Calibri" w:hAnsi="Calibri" w:cs="Calibri"/>
-          <w:color w:val="222222"/>
-          <w:sz w:val="19"/>
-          <w:szCs w:val="19"/>
+        <w:spacing w:after="22"/>
+      </w:pPr>
+      <w:r>
+        <w:rPr>
+          <w:rFonts w:ascii="Calibri" w:eastAsia="Calibri" w:hAnsi="Calibri" w:cs="Calibri"/>
+          <w:color w:val="222222"/>
+          <w:sz w:val="18"/>
+          <w:szCs w:val="18"/>
         </w:rPr>
         <w:t>Designed and developed a portable wireless air compressor using a refrigerator compressor to provide an efficient, compact, and cost-effective air inflation solution.</w:t>
       </w:r>
@@ -790,7 +790,7 @@
         <w:pBdr>
           <w:bottom w:val="single" w:sz="6" w:space="2" w:color="1F3864"/>
         </w:pBdr>
-        <w:spacing w:before="100" w:after="40"/>
+        <w:spacing w:before="55" w:after="22"/>
       </w:pPr>
       <w:r>
         <w:rPr>
@@ -798,22 +798,22 @@
           <w:b/>
           <w:bCs/>
           <w:color w:val="1F3864"/>
-          <w:sz w:val="21"/>
-          <w:szCs w:val="21"/>
+          <w:sz w:val="20"/>
+          <w:szCs w:val="20"/>
         </w:rPr>
         <w:t>LANGUAGES</w:t>
       </w:r>
     </w:p>
     <w:p>
       <w:pPr>
-        <w:spacing w:after="40"/>
-      </w:pPr>
-      <w:r>
-        <w:rPr>
-          <w:rFonts w:ascii="Calibri" w:eastAsia="Calibri" w:hAnsi="Calibri" w:cs="Calibri"/>
-          <w:color w:val="222222"/>
-          <w:sz w:val="19"/>
-          <w:szCs w:val="19"/>
+        <w:spacing w:after="22"/>
+      </w:pPr>
+      <w:r>
+        <w:rPr>
+          <w:rFonts w:ascii="Calibri" w:eastAsia="Calibri" w:hAnsi="Calibri" w:cs="Calibri"/>
+          <w:color w:val="222222"/>
+          <w:sz w:val="18"/>
+          <w:szCs w:val="18"/>
         </w:rPr>
         <w:t>English  •  Tamil  •  Telugu (Basic Understanding)</w:t>
       </w:r>
@@ -823,7 +823,7 @@
         <w:pBdr>
           <w:bottom w:val="single" w:sz="6" w:space="2" w:color="1F3864"/>
         </w:pBdr>
-        <w:spacing w:before="100" w:after="40"/>
+        <w:spacing w:before="55" w:after="22"/>
       </w:pPr>
       <w:r>
         <w:rPr>
@@ -831,22 +831,22 @@
           <w:b/>
           <w:bCs/>
           <w:color w:val="1F3864"/>
-          <w:sz w:val="21"/>
-          <w:szCs w:val="21"/>
+          <w:sz w:val="20"/>
+          <w:szCs w:val="20"/>
         </w:rPr>
         <w:t>STRENGTHS</w:t>
       </w:r>
     </w:p>
     <w:p>
       <w:pPr>
-        <w:spacing w:after="40"/>
-      </w:pPr>
-      <w:r>
-        <w:rPr>
-          <w:rFonts w:ascii="Calibri" w:eastAsia="Calibri" w:hAnsi="Calibri" w:cs="Calibri"/>
-          <w:color w:val="222222"/>
-          <w:sz w:val="19"/>
-          <w:szCs w:val="19"/>
+        <w:spacing w:after="22"/>
+      </w:pPr>
+      <w:r>
+        <w:rPr>
+          <w:rFonts w:ascii="Calibri" w:eastAsia="Calibri" w:hAnsi="Calibri" w:cs="Calibri"/>
+          <w:color w:val="222222"/>
+          <w:sz w:val="18"/>
+          <w:szCs w:val="18"/>
         </w:rPr>
         <w:t>Quick Learner • Strong Work Ethic • Positive Attitude • Self-Motivated • Adaptable • Responsible • Team Player • Good Communication Skills • Professional Ethics • Willingness to Learn</w:t>
       </w:r>

--- a/public/assets/resume.docx
+++ b/public/assets/resume.docx
@@ -69,7 +69,7 @@
             <w:szCs w:val="17"/>
             <w:u w:val="single"/>
           </w:rPr>
-          <w:t>govardhanan.lovable.app</w:t>
+          <w:t>www.govardhanan.com</w:t>
         </w:r>
       </w:hyperlink>
     </w:p>
